--- a/docs/review/packs/chapter-3.11.docx
+++ b/docs/review/packs/chapter-3.11.docx
@@ -197,7 +197,7 @@
           </w:tcPr>
           <w:p>
             <w:r>
-              <w:t>10,546</w:t>
+              <w:t>10,687</w:t>
             </w:r>
           </w:p>
         </w:tc>
@@ -285,7 +285,7 @@
           </w:tcPr>
           <w:p>
             <w:r>
-              <w:t>50</w:t>
+              <w:t>68</w:t>
             </w:r>
           </w:p>
         </w:tc>
@@ -868,7 +868,7 @@
           </w:tcPr>
           <w:p>
             <w:r>
-              <w:t>1,005</w:t>
+              <w:t>1,146</w:t>
             </w:r>
           </w:p>
         </w:tc>
@@ -2075,7 +2075,7 @@
           </w:tcPr>
           <w:p>
             <w:r>
-              <w:t>frcs</w:t>
+              <w:t>mrcs</w:t>
             </w:r>
           </w:p>
         </w:tc>
@@ -2085,7 +2085,7 @@
           </w:tcPr>
           <w:p>
             <w:r>
-              <w:t>Treat the Kaplan fibres as the structure that makes the tenodesis a reconstruction rather than an improvisation.</w:t>
+              <w:t>Read their consistency in dissection as the point distinguishing them from the anterolateral ligament.</w:t>
             </w:r>
           </w:p>
         </w:tc>
@@ -2151,7 +2151,7 @@
           </w:tcPr>
           <w:p>
             <w:r>
-              <w:t>Treat the complex rather than a single structure as the target.</w:t>
+              <w:t>Treat the Kaplan fibres as the structure that makes the tenodesis a reconstruction rather than an improvisation.</w:t>
             </w:r>
           </w:p>
         </w:tc>
@@ -2217,7 +2217,7 @@
           </w:tcPr>
           <w:p>
             <w:r>
-              <w:t>Expect no measurement to confirm which structure a construct reproduces.</w:t>
+              <w:t>Treat the complex rather than a single structure as the target.</w:t>
             </w:r>
           </w:p>
         </w:tc>
@@ -2273,7 +2273,7 @@
           </w:tcPr>
           <w:p>
             <w:r>
-              <w:t>fellowship</w:t>
+              <w:t>frcs</w:t>
             </w:r>
           </w:p>
         </w:tc>
@@ -2283,7 +2283,7 @@
           </w:tcPr>
           <w:p>
             <w:r>
-              <w:t>Plan distal lateral femoral fixation positions together when several are needed.</w:t>
+              <w:t>Expect no measurement to confirm which structure a construct reproduces.</w:t>
             </w:r>
           </w:p>
         </w:tc>
@@ -2319,7 +2319,7 @@
           </w:tcPr>
           <w:p>
             <w:r>
-              <w:t>3.11.3-P1</w:t>
+              <w:t>3.11.2-P6</w:t>
             </w:r>
           </w:p>
         </w:tc>
@@ -2329,7 +2329,7 @@
           </w:tcPr>
           <w:p>
             <w:r>
-              <w:t>3.11.3</w:t>
+              <w:t>3.11.2</w:t>
             </w:r>
           </w:p>
         </w:tc>
@@ -2339,7 +2339,7 @@
           </w:tcPr>
           <w:p>
             <w:r>
-              <w:t>mrcs</w:t>
+              <w:t>fellowship</w:t>
             </w:r>
           </w:p>
         </w:tc>
@@ -2349,7 +2349,7 @@
           </w:tcPr>
           <w:p>
             <w:r>
-              <w:t>Use the complex as the term and the region as the unit when discussing function.</w:t>
+              <w:t>Plan distal lateral femoral fixation positions together when several are needed.</w:t>
             </w:r>
           </w:p>
         </w:tc>
@@ -2385,7 +2385,7 @@
           </w:tcPr>
           <w:p>
             <w:r>
-              <w:t>3.11.3-P2</w:t>
+              <w:t>3.11.2-P7</w:t>
             </w:r>
           </w:p>
         </w:tc>
@@ -2395,7 +2395,7 @@
           </w:tcPr>
           <w:p>
             <w:r>
-              <w:t>3.11.3</w:t>
+              <w:t>3.11.2</w:t>
             </w:r>
           </w:p>
         </w:tc>
@@ -2405,7 +2405,7 @@
           </w:tcPr>
           <w:p>
             <w:r>
-              <w:t>mrcs</w:t>
+              <w:t>fellowship</w:t>
             </w:r>
           </w:p>
         </w:tc>
@@ -2415,7 +2415,7 @@
           </w:tcPr>
           <w:p>
             <w:r>
-              <w:t>Expect prevalence figures to vary between dissection studies.</w:t>
+              <w:t>Accept that the optimal point within the region is not established.</w:t>
             </w:r>
           </w:p>
         </w:tc>
@@ -2451,7 +2451,7 @@
           </w:tcPr>
           <w:p>
             <w:r>
-              <w:t>3.11.3-P3</w:t>
+              <w:t>3.11.3-P1</w:t>
             </w:r>
           </w:p>
         </w:tc>
@@ -2481,7 +2481,7 @@
           </w:tcPr>
           <w:p>
             <w:r>
-              <w:t>Treat its contribution as clinically relevant in combination with cruciate injury.</w:t>
+              <w:t>Use the complex as the term and the region as the unit when discussing function.</w:t>
             </w:r>
           </w:p>
         </w:tc>
@@ -2517,7 +2517,7 @@
           </w:tcPr>
           <w:p>
             <w:r>
-              <w:t>3.11.3-P4</w:t>
+              <w:t>3.11.3-P2</w:t>
             </w:r>
           </w:p>
         </w:tc>
@@ -2537,7 +2537,7 @@
           </w:tcPr>
           <w:p>
             <w:r>
-              <w:t>frcs</w:t>
+              <w:t>mrcs</w:t>
             </w:r>
           </w:p>
         </w:tc>
@@ -2547,7 +2547,7 @@
           </w:tcPr>
           <w:p>
             <w:r>
-              <w:t>Treat the structure as real enough to reconstruct and disputed enough that the reconstruction's rationale should be stated regionally rather than anatomically.</w:t>
+              <w:t>Expect prevalence figures to vary between dissection studies.</w:t>
             </w:r>
           </w:p>
         </w:tc>
@@ -2583,7 +2583,7 @@
           </w:tcPr>
           <w:p>
             <w:r>
-              <w:t>3.11.3-P5</w:t>
+              <w:t>3.11.3-P3</w:t>
             </w:r>
           </w:p>
         </w:tc>
@@ -2603,7 +2603,7 @@
           </w:tcPr>
           <w:p>
             <w:r>
-              <w:t>fellowship</w:t>
+              <w:t>mrcs</w:t>
             </w:r>
           </w:p>
         </w:tc>
@@ -2613,7 +2613,7 @@
           </w:tcPr>
           <w:p>
             <w:r>
-              <w:t>Prefer a tenodesis where tibial tunnel crowding is a constraint.</w:t>
+              <w:t>Treat its contribution as clinically relevant in combination with cruciate injury.</w:t>
             </w:r>
           </w:p>
         </w:tc>
@@ -2649,7 +2649,7 @@
           </w:tcPr>
           <w:p>
             <w:r>
-              <w:t>3.11.3-P6</w:t>
+              <w:t>3.11.3-P4</w:t>
             </w:r>
           </w:p>
         </w:tc>
@@ -2669,7 +2669,7 @@
           </w:tcPr>
           <w:p>
             <w:r>
-              <w:t>fellowship</w:t>
+              <w:t>frcs</w:t>
             </w:r>
           </w:p>
         </w:tc>
@@ -2679,7 +2679,7 @@
           </w:tcPr>
           <w:p>
             <w:r>
-              <w:t>Plan femoral fixation positions together when several are needed.</w:t>
+              <w:t>Treat the structure as real enough to reconstruct and disputed enough that the reconstruction's rationale should be stated regionally rather than anatomically.</w:t>
             </w:r>
           </w:p>
         </w:tc>
@@ -2715,7 +2715,7 @@
           </w:tcPr>
           <w:p>
             <w:r>
-              <w:t>3.11.4-P1</w:t>
+              <w:t>3.11.3-P5</w:t>
             </w:r>
           </w:p>
         </w:tc>
@@ -2725,7 +2725,7 @@
           </w:tcPr>
           <w:p>
             <w:r>
-              <w:t>3.11.4</w:t>
+              <w:t>3.11.3</w:t>
             </w:r>
           </w:p>
         </w:tc>
@@ -2735,7 +2735,7 @@
           </w:tcPr>
           <w:p>
             <w:r>
-              <w:t>mrcs</w:t>
+              <w:t>frcs</w:t>
             </w:r>
           </w:p>
         </w:tc>
@@ -2745,7 +2745,7 @@
           </w:tcPr>
           <w:p>
             <w:r>
-              <w:t>Consider lateral meniscal injury as well as anterolateral injury in a high grade.</w:t>
+              <w:t>State the rationale regionally rather than anatomically when discussing the structure.</w:t>
             </w:r>
           </w:p>
         </w:tc>
@@ -2781,7 +2781,7 @@
           </w:tcPr>
           <w:p>
             <w:r>
-              <w:t>3.11.4-P2</w:t>
+              <w:t>3.11.3-P6</w:t>
             </w:r>
           </w:p>
         </w:tc>
@@ -2791,7 +2791,7 @@
           </w:tcPr>
           <w:p>
             <w:r>
-              <w:t>3.11.4</w:t>
+              <w:t>3.11.3</w:t>
             </w:r>
           </w:p>
         </w:tc>
@@ -2801,7 +2801,7 @@
           </w:tcPr>
           <w:p>
             <w:r>
-              <w:t>mrcs</w:t>
+              <w:t>fellowship</w:t>
             </w:r>
           </w:p>
         </w:tc>
@@ -2811,7 +2811,7 @@
           </w:tcPr>
           <w:p>
             <w:r>
-              <w:t>Measure slope where the grade exceeds what the injury explains.</w:t>
+              <w:t>Prefer a tenodesis where tibial tunnel crowding is a constraint.</w:t>
             </w:r>
           </w:p>
         </w:tc>
@@ -2847,7 +2847,7 @@
           </w:tcPr>
           <w:p>
             <w:r>
-              <w:t>3.11.4-P3</w:t>
+              <w:t>3.11.3-P7</w:t>
             </w:r>
           </w:p>
         </w:tc>
@@ -2857,7 +2857,7 @@
           </w:tcPr>
           <w:p>
             <w:r>
-              <w:t>3.11.4</w:t>
+              <w:t>3.11.3</w:t>
             </w:r>
           </w:p>
         </w:tc>
@@ -2867,7 +2867,7 @@
           </w:tcPr>
           <w:p>
             <w:r>
-              <w:t>frcs</w:t>
+              <w:t>fellowship</w:t>
             </w:r>
           </w:p>
         </w:tc>
@@ -2877,7 +2877,7 @@
           </w:tcPr>
           <w:p>
             <w:r>
-              <w:t>Treat pivot shift control as the outcome a lateral procedure is added to achieve, and the grade as the indication.</w:t>
+              <w:t>Plan femoral fixation positions together when several are needed.</w:t>
             </w:r>
           </w:p>
         </w:tc>
@@ -2913,7 +2913,7 @@
           </w:tcPr>
           <w:p>
             <w:r>
-              <w:t>3.11.4-P4</w:t>
+              <w:t>3.11.3-P8</w:t>
             </w:r>
           </w:p>
         </w:tc>
@@ -2923,7 +2923,7 @@
           </w:tcPr>
           <w:p>
             <w:r>
-              <w:t>3.11.4</w:t>
+              <w:t>3.11.3</w:t>
             </w:r>
           </w:p>
         </w:tc>
@@ -2933,7 +2933,7 @@
           </w:tcPr>
           <w:p>
             <w:r>
-              <w:t>frcs</w:t>
+              <w:t>fellowship</w:t>
             </w:r>
           </w:p>
         </w:tc>
@@ -2943,7 +2943,7 @@
           </w:tcPr>
           <w:p>
             <w:r>
-              <w:t>Check the pivot shift under anaesthetic after cruciate fixation.</w:t>
+              <w:t>Accept that no measurement matches construct to knee.</w:t>
             </w:r>
           </w:p>
         </w:tc>
@@ -2979,7 +2979,7 @@
           </w:tcPr>
           <w:p>
             <w:r>
-              <w:t>3.11.4-P5</w:t>
+              <w:t>3.11.4-P1</w:t>
             </w:r>
           </w:p>
         </w:tc>
@@ -2999,7 +2999,7 @@
           </w:tcPr>
           <w:p>
             <w:r>
-              <w:t>frcs</w:t>
+              <w:t>mrcs</w:t>
             </w:r>
           </w:p>
         </w:tc>
@@ -3009,7 +3009,7 @@
           </w:tcPr>
           <w:p>
             <w:r>
-              <w:t>Repair the lateral posterior horn, which also controls the subluxation.</w:t>
+              <w:t>Read a high grade as narrowing the possibilities rather than naming a structure.</w:t>
             </w:r>
           </w:p>
         </w:tc>
@@ -3045,7 +3045,7 @@
           </w:tcPr>
           <w:p>
             <w:r>
-              <w:t>3.11.4-P6</w:t>
+              <w:t>3.11.4-P2</w:t>
             </w:r>
           </w:p>
         </w:tc>
@@ -3065,7 +3065,7 @@
           </w:tcPr>
           <w:p>
             <w:r>
-              <w:t>frcs</w:t>
+              <w:t>mrcs</w:t>
             </w:r>
           </w:p>
         </w:tc>
@@ -3075,7 +3075,7 @@
           </w:tcPr>
           <w:p>
             <w:r>
-              <w:t>Measure slope in a high grade shift, particularly before revision.</w:t>
+              <w:t>Consider lateral meniscal injury as well as anterolateral injury in a high grade.</w:t>
             </w:r>
           </w:p>
         </w:tc>
@@ -3111,7 +3111,7 @@
           </w:tcPr>
           <w:p>
             <w:r>
-              <w:t>3.11.5-P1</w:t>
+              <w:t>3.11.4-P3</w:t>
             </w:r>
           </w:p>
         </w:tc>
@@ -3121,7 +3121,7 @@
           </w:tcPr>
           <w:p>
             <w:r>
-              <w:t>3.11.5</w:t>
+              <w:t>3.11.4</w:t>
             </w:r>
           </w:p>
         </w:tc>
@@ -3141,7 +3141,7 @@
           </w:tcPr>
           <w:p>
             <w:r>
-              <w:t>Repair the lateral posterior horn, which has a rotational rationale.</w:t>
+              <w:t>Measure slope where the grade exceeds what the injury explains.</w:t>
             </w:r>
           </w:p>
         </w:tc>
@@ -3177,7 +3177,7 @@
           </w:tcPr>
           <w:p>
             <w:r>
-              <w:t>3.11.5-P2</w:t>
+              <w:t>3.11.4-P4</w:t>
             </w:r>
           </w:p>
         </w:tc>
@@ -3187,7 +3187,7 @@
           </w:tcPr>
           <w:p>
             <w:r>
-              <w:t>3.11.5</w:t>
+              <w:t>3.11.4</w:t>
             </w:r>
           </w:p>
         </w:tc>
@@ -3207,7 +3207,7 @@
           </w:tcPr>
           <w:p>
             <w:r>
-              <w:t>Measure slope where rotation exceeds what the injury explains.</w:t>
+              <w:t>Grade under anaesthetic where the grade will change the operation.</w:t>
             </w:r>
           </w:p>
         </w:tc>
@@ -3243,7 +3243,7 @@
           </w:tcPr>
           <w:p>
             <w:r>
-              <w:t>3.11.5-P3</w:t>
+              <w:t>3.11.4-P5</w:t>
             </w:r>
           </w:p>
         </w:tc>
@@ -3253,7 +3253,7 @@
           </w:tcPr>
           <w:p>
             <w:r>
-              <w:t>3.11.5</w:t>
+              <w:t>3.11.4</w:t>
             </w:r>
           </w:p>
         </w:tc>
@@ -3273,7 +3273,7 @@
           </w:tcPr>
           <w:p>
             <w:r>
-              <w:t>Treat internal rotation control as the quantity the whole anterolateral debate is about, and over-constraint as the cost that makes the debate a real one.</w:t>
+              <w:t>Treat pivot shift control as the outcome a lateral procedure is added to achieve, and the grade as the indication.</w:t>
             </w:r>
           </w:p>
         </w:tc>
@@ -3309,7 +3309,7 @@
           </w:tcPr>
           <w:p>
             <w:r>
-              <w:t>3.11.5-P4</w:t>
+              <w:t>3.11.4-P6</w:t>
             </w:r>
           </w:p>
         </w:tc>
@@ -3319,7 +3319,7 @@
           </w:tcPr>
           <w:p>
             <w:r>
-              <w:t>3.11.5</w:t>
+              <w:t>3.11.4</w:t>
             </w:r>
           </w:p>
         </w:tc>
@@ -3339,7 +3339,7 @@
           </w:tcPr>
           <w:p>
             <w:r>
-              <w:t>Expect cadaveric over-constraint risk not to have appeared as clinical stiffness in trials.</w:t>
+              <w:t>Check the pivot shift under anaesthetic after cruciate fixation.</w:t>
             </w:r>
           </w:p>
         </w:tc>
@@ -3375,7 +3375,7 @@
           </w:tcPr>
           <w:p>
             <w:r>
-              <w:t>3.11.5-P5</w:t>
+              <w:t>3.11.4-P7</w:t>
             </w:r>
           </w:p>
         </w:tc>
@@ -3385,7 +3385,7 @@
           </w:tcPr>
           <w:p>
             <w:r>
-              <w:t>3.11.5</w:t>
+              <w:t>3.11.4</w:t>
             </w:r>
           </w:p>
         </w:tc>
@@ -3405,7 +3405,7 @@
           </w:tcPr>
           <w:p>
             <w:r>
-              <w:t>Plan the two constructs' tunnels together, since they interact.</w:t>
+              <w:t>Add a lateral procedure where the grade or the population indicates it.</w:t>
             </w:r>
           </w:p>
         </w:tc>
@@ -3441,7 +3441,7 @@
           </w:tcPr>
           <w:p>
             <w:r>
-              <w:t>3.11.6-P1</w:t>
+              <w:t>3.11.4-P8</w:t>
             </w:r>
           </w:p>
         </w:tc>
@@ -3451,7 +3451,7 @@
           </w:tcPr>
           <w:p>
             <w:r>
-              <w:t>3.11.6</w:t>
+              <w:t>3.11.4</w:t>
             </w:r>
           </w:p>
         </w:tc>
@@ -3461,7 +3461,7 @@
           </w:tcPr>
           <w:p>
             <w:r>
-              <w:t>medical_student</w:t>
+              <w:t>frcs</w:t>
             </w:r>
           </w:p>
         </w:tc>
@@ -3471,7 +3471,7 @@
           </w:tcPr>
           <w:p>
             <w:r>
-              <w:t>Seeing it on a plain radiograph should prompt a search for a cruciate injury rather than treatment of the fragment.</w:t>
+              <w:t>Repair the lateral posterior horn, which also controls the subluxation.</w:t>
             </w:r>
           </w:p>
         </w:tc>
@@ -3507,7 +3507,7 @@
           </w:tcPr>
           <w:p>
             <w:r>
-              <w:t>3.11.6-P2</w:t>
+              <w:t>3.11.4-P9</w:t>
             </w:r>
           </w:p>
         </w:tc>
@@ -3517,7 +3517,7 @@
           </w:tcPr>
           <w:p>
             <w:r>
-              <w:t>3.11.6</w:t>
+              <w:t>3.11.4</w:t>
             </w:r>
           </w:p>
         </w:tc>
@@ -3527,7 +3527,7 @@
           </w:tcPr>
           <w:p>
             <w:r>
-              <w:t>mrcs</w:t>
+              <w:t>frcs</w:t>
             </w:r>
           </w:p>
         </w:tc>
@@ -3537,7 +3537,7 @@
           </w:tcPr>
           <w:p>
             <w:r>
-              <w:t>Expect a higher grade pivot shift where it is present.</w:t>
+              <w:t>Measure slope in a high grade shift, particularly before revision.</w:t>
             </w:r>
           </w:p>
         </w:tc>
@@ -3573,7 +3573,7 @@
           </w:tcPr>
           <w:p>
             <w:r>
-              <w:t>3.11.6-P3</w:t>
+              <w:t>3.11.5-P1</w:t>
             </w:r>
           </w:p>
         </w:tc>
@@ -3583,7 +3583,7 @@
           </w:tcPr>
           <w:p>
             <w:r>
-              <w:t>3.11.6</w:t>
+              <w:t>3.11.5</w:t>
             </w:r>
           </w:p>
         </w:tc>
@@ -3603,7 +3603,7 @@
           </w:tcPr>
           <w:p>
             <w:r>
-              <w:t>Use it as evidence of an attachment region rather than of a named structure.</w:t>
+              <w:t>Repair the lateral posterior horn, which has a rotational rationale.</w:t>
             </w:r>
           </w:p>
         </w:tc>
@@ -3639,7 +3639,7 @@
           </w:tcPr>
           <w:p>
             <w:r>
-              <w:t>3.11.6-P4</w:t>
+              <w:t>3.11.5-P2</w:t>
             </w:r>
           </w:p>
         </w:tc>
@@ -3649,7 +3649,7 @@
           </w:tcPr>
           <w:p>
             <w:r>
-              <w:t>3.11.6</w:t>
+              <w:t>3.11.5</w:t>
             </w:r>
           </w:p>
         </w:tc>
@@ -3659,7 +3659,7 @@
           </w:tcPr>
           <w:p>
             <w:r>
-              <w:t>frcs</w:t>
+              <w:t>mrcs</w:t>
             </w:r>
           </w:p>
         </w:tc>
@@ -3669,7 +3669,7 @@
           </w:tcPr>
           <w:p>
             <w:r>
-              <w:t>Treat the lesion as an indication to consider a lateral procedure, on the ground that it is direct evidence of anterolateral injury in a knee where that is otherwise inferred.</w:t>
+              <w:t>Measure slope where rotation exceeds what the injury explains.</w:t>
             </w:r>
           </w:p>
         </w:tc>
@@ -3705,7 +3705,7 @@
           </w:tcPr>
           <w:p>
             <w:r>
-              <w:t>3.11.6-P5</w:t>
+              <w:t>3.11.5-P3</w:t>
             </w:r>
           </w:p>
         </w:tc>
@@ -3715,7 +3715,7 @@
           </w:tcPr>
           <w:p>
             <w:r>
-              <w:t>3.11.6</w:t>
+              <w:t>3.11.5</w:t>
             </w:r>
           </w:p>
         </w:tc>
@@ -3735,7 +3735,7 @@
           </w:tcPr>
           <w:p>
             <w:r>
-              <w:t>Consider a lateral procedure where the lesion is present.</w:t>
+              <w:t>Treat internal rotation control as the quantity the whole anterolateral debate is about, and over-constraint as the cost that makes the debate a real one.</w:t>
             </w:r>
           </w:p>
         </w:tc>
@@ -3771,7 +3771,7 @@
           </w:tcPr>
           <w:p>
             <w:r>
-              <w:t>3.11.6-P6</w:t>
+              <w:t>3.11.5-P4</w:t>
             </w:r>
           </w:p>
         </w:tc>
@@ -3781,7 +3781,7 @@
           </w:tcPr>
           <w:p>
             <w:r>
-              <w:t>3.11.6</w:t>
+              <w:t>3.11.5</w:t>
             </w:r>
           </w:p>
         </w:tc>
@@ -3801,7 +3801,7 @@
           </w:tcPr>
           <w:p>
             <w:r>
-              <w:t>Leave the fragment unfixed unless it is large and displaced.</w:t>
+              <w:t>Expect cadaveric over-constraint risk not to have appeared as clinical stiffness in trials.</w:t>
             </w:r>
           </w:p>
         </w:tc>
@@ -3837,7 +3837,7 @@
           </w:tcPr>
           <w:p>
             <w:r>
-              <w:t>3.11.7-P1</w:t>
+              <w:t>3.11.5-P5</w:t>
             </w:r>
           </w:p>
         </w:tc>
@@ -3847,7 +3847,7 @@
           </w:tcPr>
           <w:p>
             <w:r>
-              <w:t>3.11.7</w:t>
+              <w:t>3.11.5</w:t>
             </w:r>
           </w:p>
         </w:tc>
@@ -3867,7 +3867,7 @@
           </w:tcPr>
           <w:p>
             <w:r>
-              <w:t>Treat the tenodesis as the augmentation with the strongest clinical evidence and the weakest anatomical rationale, and treat that combination as acceptable.</w:t>
+              <w:t>Plan the two constructs' tunnels together, since they interact.</w:t>
             </w:r>
           </w:p>
         </w:tc>
@@ -3903,7 +3903,7 @@
           </w:tcPr>
           <w:p>
             <w:r>
-              <w:t>3.11.7-P2</w:t>
+              <w:t>3.11.6-P1</w:t>
             </w:r>
           </w:p>
         </w:tc>
@@ -3913,7 +3913,7 @@
           </w:tcPr>
           <w:p>
             <w:r>
-              <w:t>3.11.7</w:t>
+              <w:t>3.11.6</w:t>
             </w:r>
           </w:p>
         </w:tc>
@@ -3923,7 +3923,7 @@
           </w:tcPr>
           <w:p>
             <w:r>
-              <w:t>frcs</w:t>
+              <w:t>medical_student</w:t>
             </w:r>
           </w:p>
         </w:tc>
@@ -3933,7 +3933,7 @@
           </w:tcPr>
           <w:p>
             <w:r>
-              <w:t>Plan it alongside the cruciate graft rather than as an afterthought.</w:t>
+              <w:t>Seeing it on a plain radiograph should prompt a search for a cruciate injury rather than treatment of the fragment.</w:t>
             </w:r>
           </w:p>
         </w:tc>
@@ -3969,7 +3969,7 @@
           </w:tcPr>
           <w:p>
             <w:r>
-              <w:t>3.11.7-P3</w:t>
+              <w:t>3.11.6-P2</w:t>
             </w:r>
           </w:p>
         </w:tc>
@@ -3979,7 +3979,7 @@
           </w:tcPr>
           <w:p>
             <w:r>
-              <w:t>3.11.7</w:t>
+              <w:t>3.11.6</w:t>
             </w:r>
           </w:p>
         </w:tc>
@@ -3989,7 +3989,7 @@
           </w:tcPr>
           <w:p>
             <w:r>
-              <w:t>fellowship</w:t>
+              <w:t>mrcs</w:t>
             </w:r>
           </w:p>
         </w:tc>
@@ -3999,7 +3999,7 @@
           </w:tcPr>
           <w:p>
             <w:r>
-              <w:t>Plan femoral fixation alongside the cruciate tunnel.</w:t>
+              <w:t>Read it as indicating anterolateral and cruciate injury rather than as a fracture to treat.</w:t>
             </w:r>
           </w:p>
         </w:tc>
@@ -4035,7 +4035,7 @@
           </w:tcPr>
           <w:p>
             <w:r>
-              <w:t>3.11.7-P4</w:t>
+              <w:t>3.11.6-P3</w:t>
             </w:r>
           </w:p>
         </w:tc>
@@ -4045,7 +4045,7 @@
           </w:tcPr>
           <w:p>
             <w:r>
-              <w:t>3.11.7</w:t>
+              <w:t>3.11.6</w:t>
             </w:r>
           </w:p>
         </w:tc>
@@ -4055,7 +4055,7 @@
           </w:tcPr>
           <w:p>
             <w:r>
-              <w:t>fellowship</w:t>
+              <w:t>mrcs</w:t>
             </w:r>
           </w:p>
         </w:tc>
@@ -4065,7 +4065,7 @@
           </w:tcPr>
           <w:p>
             <w:r>
-              <w:t>Consider slope correction as an alternative or an addition in the right knee.</w:t>
+              <w:t>Expect a higher grade pivot shift where it is present.</w:t>
             </w:r>
           </w:p>
         </w:tc>
@@ -4101,7 +4101,7 @@
           </w:tcPr>
           <w:p>
             <w:r>
-              <w:t>3.11.8-P1</w:t>
+              <w:t>3.11.6-P4</w:t>
             </w:r>
           </w:p>
         </w:tc>
@@ -4111,7 +4111,7 @@
           </w:tcPr>
           <w:p>
             <w:r>
-              <w:t>3.11.8</w:t>
+              <w:t>3.11.6</w:t>
             </w:r>
           </w:p>
         </w:tc>
@@ -4131,7 +4131,7 @@
           </w:tcPr>
           <w:p>
             <w:r>
-              <w:t>Order of fixation and the rotational position at each.</w:t>
+              <w:t>Use it as evidence of an attachment region rather than of a named structure.</w:t>
             </w:r>
           </w:p>
         </w:tc>
@@ -4167,7 +4167,7 @@
           </w:tcPr>
           <w:p>
             <w:r>
-              <w:t>3.11.8-P2</w:t>
+              <w:t>3.11.6-P5</w:t>
             </w:r>
           </w:p>
         </w:tc>
@@ -4177,7 +4177,7 @@
           </w:tcPr>
           <w:p>
             <w:r>
-              <w:t>3.11.8</w:t>
+              <w:t>3.11.6</w:t>
             </w:r>
           </w:p>
         </w:tc>
@@ -4187,7 +4187,7 @@
           </w:tcPr>
           <w:p>
             <w:r>
-              <w:t>mrcs</w:t>
+              <w:t>frcs</w:t>
             </w:r>
           </w:p>
         </w:tc>
@@ -4197,7 +4197,7 @@
           </w:tcPr>
           <w:p>
             <w:r>
-              <w:t>Plan both femoral fixations together to avoid convergence.</w:t>
+              <w:t>Treat the lesion as an indication to consider a lateral procedure, on the ground that it is direct evidence of anterolateral injury in a knee where that is otherwise inferred.</w:t>
             </w:r>
           </w:p>
         </w:tc>
@@ -4233,7 +4233,7 @@
           </w:tcPr>
           <w:p>
             <w:r>
-              <w:t>3.11.8-P3</w:t>
+              <w:t>3.11.6-P6</w:t>
             </w:r>
           </w:p>
         </w:tc>
@@ -4243,7 +4243,7 @@
           </w:tcPr>
           <w:p>
             <w:r>
-              <w:t>3.11.8</w:t>
+              <w:t>3.11.6</w:t>
             </w:r>
           </w:p>
         </w:tc>
@@ -4253,7 +4253,7 @@
           </w:tcPr>
           <w:p>
             <w:r>
-              <w:t>mrcs</w:t>
+              <w:t>frcs</w:t>
             </w:r>
           </w:p>
         </w:tc>
@@ -4263,7 +4263,7 @@
           </w:tcPr>
           <w:p>
             <w:r>
-              <w:t>Expect the load sharing to be demonstrable in cadavers and not in a patient.</w:t>
+              <w:t>Consider a lateral procedure where the lesion is present.</w:t>
             </w:r>
           </w:p>
         </w:tc>
@@ -4299,7 +4299,7 @@
           </w:tcPr>
           <w:p>
             <w:r>
-              <w:t>3.11.8-P4</w:t>
+              <w:t>3.11.6-P7</w:t>
             </w:r>
           </w:p>
         </w:tc>
@@ -4309,7 +4309,7 @@
           </w:tcPr>
           <w:p>
             <w:r>
-              <w:t>3.11.8</w:t>
+              <w:t>3.11.6</w:t>
             </w:r>
           </w:p>
         </w:tc>
@@ -4329,7 +4329,7 @@
           </w:tcPr>
           <w:p>
             <w:r>
-              <w:t>Treat the combination as the current answer for the high risk knee and the indications as the part still being refined.</w:t>
+              <w:t>Leave the fragment unfixed unless it is large and displaced.</w:t>
             </w:r>
           </w:p>
         </w:tc>
@@ -4365,7 +4365,7 @@
           </w:tcPr>
           <w:p>
             <w:r>
-              <w:t>3.11.8-P5</w:t>
+              <w:t>3.11.6-P8</w:t>
             </w:r>
           </w:p>
         </w:tc>
@@ -4375,7 +4375,7 @@
           </w:tcPr>
           <w:p>
             <w:r>
-              <w:t>3.11.8</w:t>
+              <w:t>3.11.6</w:t>
             </w:r>
           </w:p>
         </w:tc>
@@ -4395,7 +4395,7 @@
           </w:tcPr>
           <w:p>
             <w:r>
-              <w:t>Consider slope correction as an alternative in the right knee.</w:t>
+              <w:t>Grade the pivot shift under anaesthetic, which the lesion predicts will be higher.</w:t>
             </w:r>
           </w:p>
         </w:tc>
@@ -4431,7 +4431,7 @@
           </w:tcPr>
           <w:p>
             <w:r>
-              <w:t>3.11.8-P6</w:t>
+              <w:t>3.11.7-P1</w:t>
             </w:r>
           </w:p>
         </w:tc>
@@ -4441,7 +4441,7 @@
           </w:tcPr>
           <w:p>
             <w:r>
-              <w:t>3.11.8</w:t>
+              <w:t>3.11.7</w:t>
             </w:r>
           </w:p>
         </w:tc>
@@ -4461,7 +4461,7 @@
           </w:tcPr>
           <w:p>
             <w:r>
-              <w:t>Plan graft and fixation space for both constructs before theatre.</w:t>
+              <w:t>Treat the tenodesis as the augmentation with the strongest clinical evidence and the weakest anatomical rationale, and treat that combination as acceptable.</w:t>
             </w:r>
           </w:p>
         </w:tc>
@@ -4497,7 +4497,7 @@
           </w:tcPr>
           <w:p>
             <w:r>
-              <w:t>3.11.8-P7</w:t>
+              <w:t>3.11.7-P2</w:t>
             </w:r>
           </w:p>
         </w:tc>
@@ -4507,7 +4507,7 @@
           </w:tcPr>
           <w:p>
             <w:r>
-              <w:t>3.11.8</w:t>
+              <w:t>3.11.7</w:t>
             </w:r>
           </w:p>
         </w:tc>
@@ -4517,7 +4517,7 @@
           </w:tcPr>
           <w:p>
             <w:r>
-              <w:t>fellowship</w:t>
+              <w:t>frcs</w:t>
             </w:r>
           </w:p>
         </w:tc>
@@ -4527,7 +4527,7 @@
           </w:tcPr>
           <w:p>
             <w:r>
-              <w:t>Plan tunnel geometry and slope correction together in a revision.</w:t>
+              <w:t>Add it in the groups the trial evidence covers rather than universally.</w:t>
             </w:r>
           </w:p>
         </w:tc>
@@ -4563,7 +4563,7 @@
           </w:tcPr>
           <w:p>
             <w:r>
-              <w:t>3.11.8-P8</w:t>
+              <w:t>3.11.7-P3</w:t>
             </w:r>
           </w:p>
         </w:tc>
@@ -4573,7 +4573,7 @@
           </w:tcPr>
           <w:p>
             <w:r>
-              <w:t>3.11.8</w:t>
+              <w:t>3.11.7</w:t>
             </w:r>
           </w:p>
         </w:tc>
@@ -4583,7 +4583,7 @@
           </w:tcPr>
           <w:p>
             <w:r>
-              <w:t>fellowship</w:t>
+              <w:t>frcs</w:t>
             </w:r>
           </w:p>
         </w:tc>
@@ -4593,7 +4593,7 @@
           </w:tcPr>
           <w:p>
             <w:r>
-              <w:t>Prefer a tenodesis, which adds no tibial tunnel.</w:t>
+              <w:t>State that the stiffness objection has not been borne out at current tensions.</w:t>
             </w:r>
           </w:p>
         </w:tc>
@@ -4629,7 +4629,7 @@
           </w:tcPr>
           <w:p>
             <w:r>
-              <w:t>3.11.9-P1</w:t>
+              <w:t>3.11.7-P4</w:t>
             </w:r>
           </w:p>
         </w:tc>
@@ -4639,7 +4639,7 @@
           </w:tcPr>
           <w:p>
             <w:r>
-              <w:t>3.11.9</w:t>
+              <w:t>3.11.7</w:t>
             </w:r>
           </w:p>
         </w:tc>
@@ -4659,7 +4659,7 @@
           </w:tcPr>
           <w:p>
             <w:r>
-              <w:t>Avoid citing a dissection study to settle a clinical question.</w:t>
+              <w:t>Plan it alongside the cruciate graft rather than as an afterthought.</w:t>
             </w:r>
           </w:p>
         </w:tc>
@@ -4695,7 +4695,7 @@
           </w:tcPr>
           <w:p>
             <w:r>
-              <w:t>3.11.9-P2</w:t>
+              <w:t>3.11.7-P5</w:t>
             </w:r>
           </w:p>
         </w:tc>
@@ -4705,7 +4705,7 @@
           </w:tcPr>
           <w:p>
             <w:r>
-              <w:t>3.11.9</w:t>
+              <w:t>3.11.7</w:t>
             </w:r>
           </w:p>
         </w:tc>
@@ -4725,7 +4725,7 @@
           </w:tcPr>
           <w:p>
             <w:r>
-              <w:t>Measure slope before choosing between augmentation and correction.</w:t>
+              <w:t>Plan femoral fixation alongside the cruciate tunnel.</w:t>
             </w:r>
           </w:p>
         </w:tc>
@@ -4761,7 +4761,7 @@
           </w:tcPr>
           <w:p>
             <w:r>
-              <w:t>3.11.9-P3</w:t>
+              <w:t>3.11.7-P6</w:t>
             </w:r>
           </w:p>
         </w:tc>
@@ -4771,7 +4771,7 @@
           </w:tcPr>
           <w:p>
             <w:r>
-              <w:t>3.11.9</w:t>
+              <w:t>3.11.7</w:t>
             </w:r>
           </w:p>
         </w:tc>
@@ -4791,7 +4791,7 @@
           </w:tcPr>
           <w:p>
             <w:r>
-              <w:t>Consider both in the knee that has failed a conventional revision.</w:t>
+              <w:t>Consider slope correction as an alternative or an addition in the right knee.</w:t>
             </w:r>
           </w:p>
         </w:tc>
@@ -4827,7 +4827,7 @@
           </w:tcPr>
           <w:p>
             <w:r>
-              <w:t>3.11.9-P4</w:t>
+              <w:t>3.11.7-P7</w:t>
             </w:r>
           </w:p>
         </w:tc>
@@ -4837,7 +4837,7 @@
           </w:tcPr>
           <w:p>
             <w:r>
-              <w:t>3.11.9</w:t>
+              <w:t>3.11.7</w:t>
             </w:r>
           </w:p>
         </w:tc>
@@ -4847,7 +4847,7 @@
           </w:tcPr>
           <w:p>
             <w:r>
-              <w:t>consultant</w:t>
+              <w:t>fellowship</w:t>
             </w:r>
           </w:p>
         </w:tc>
@@ -4857,7 +4857,7 @@
           </w:tcPr>
           <w:p>
             <w:r>
-              <w:t>Follow registry and subgroup data as it accumulates.</w:t>
+              <w:t>State that no measurement identifies the individual who needs one.</w:t>
             </w:r>
           </w:p>
         </w:tc>
@@ -4893,7 +4893,7 @@
           </w:tcPr>
           <w:p>
             <w:r>
-              <w:t>3.11.9-P5</w:t>
+              <w:t>3.11.8-P1</w:t>
             </w:r>
           </w:p>
         </w:tc>
@@ -4903,7 +4903,7 @@
           </w:tcPr>
           <w:p>
             <w:r>
-              <w:t>3.11.9</w:t>
+              <w:t>3.11.8</w:t>
             </w:r>
           </w:p>
         </w:tc>
@@ -4913,7 +4913,7 @@
           </w:tcPr>
           <w:p>
             <w:r>
-              <w:t>consultant</w:t>
+              <w:t>mrcs</w:t>
             </w:r>
           </w:p>
         </w:tc>
@@ -4923,7 +4923,7 @@
           </w:tcPr>
           <w:p>
             <w:r>
-              <w:t>Do not cite the anatomical dispute as a reason against augmentation.</w:t>
+              <w:t>Order of fixation and the rotational position at each.</w:t>
             </w:r>
           </w:p>
         </w:tc>
@@ -4959,6 +4959,996 @@
           </w:tcPr>
           <w:p>
             <w:r>
+              <w:t>3.11.8-P2</w:t>
+            </w:r>
+          </w:p>
+        </w:tc>
+        <w:tc>
+          <w:tcPr>
+            <w:tcW w:type="dxa" w:w="706"/>
+          </w:tcPr>
+          <w:p>
+            <w:r>
+              <w:t>3.11.8</w:t>
+            </w:r>
+          </w:p>
+        </w:tc>
+        <w:tc>
+          <w:tcPr>
+            <w:tcW w:type="dxa" w:w="988"/>
+          </w:tcPr>
+          <w:p>
+            <w:r>
+              <w:t>mrcs</w:t>
+            </w:r>
+          </w:p>
+        </w:tc>
+        <w:tc>
+          <w:tcPr>
+            <w:tcW w:type="dxa" w:w="5927"/>
+          </w:tcPr>
+          <w:p>
+            <w:r>
+              <w:t>Plan both femoral fixations together to avoid convergence.</w:t>
+            </w:r>
+          </w:p>
+        </w:tc>
+        <w:tc>
+          <w:tcPr>
+            <w:tcW w:type="dxa" w:w="1411"/>
+          </w:tcPr>
+          <w:p>
+            <w:r/>
+          </w:p>
+        </w:tc>
+        <w:tc>
+          <w:tcPr>
+            <w:tcW w:type="dxa" w:w="1835"/>
+          </w:tcPr>
+          <w:p>
+            <w:r/>
+          </w:p>
+        </w:tc>
+        <w:tc>
+          <w:tcPr>
+            <w:tcW w:type="dxa" w:w="2258"/>
+          </w:tcPr>
+          <w:p>
+            <w:r/>
+          </w:p>
+        </w:tc>
+      </w:tr>
+      <w:tr>
+        <w:tc>
+          <w:tcPr>
+            <w:tcW w:type="dxa" w:w="988"/>
+          </w:tcPr>
+          <w:p>
+            <w:r>
+              <w:t>3.11.8-P3</w:t>
+            </w:r>
+          </w:p>
+        </w:tc>
+        <w:tc>
+          <w:tcPr>
+            <w:tcW w:type="dxa" w:w="706"/>
+          </w:tcPr>
+          <w:p>
+            <w:r>
+              <w:t>3.11.8</w:t>
+            </w:r>
+          </w:p>
+        </w:tc>
+        <w:tc>
+          <w:tcPr>
+            <w:tcW w:type="dxa" w:w="988"/>
+          </w:tcPr>
+          <w:p>
+            <w:r>
+              <w:t>mrcs</w:t>
+            </w:r>
+          </w:p>
+        </w:tc>
+        <w:tc>
+          <w:tcPr>
+            <w:tcW w:type="dxa" w:w="5927"/>
+          </w:tcPr>
+          <w:p>
+            <w:r>
+              <w:t>Expect the load sharing to be demonstrable in cadavers and not in a patient.</w:t>
+            </w:r>
+          </w:p>
+        </w:tc>
+        <w:tc>
+          <w:tcPr>
+            <w:tcW w:type="dxa" w:w="1411"/>
+          </w:tcPr>
+          <w:p>
+            <w:r/>
+          </w:p>
+        </w:tc>
+        <w:tc>
+          <w:tcPr>
+            <w:tcW w:type="dxa" w:w="1835"/>
+          </w:tcPr>
+          <w:p>
+            <w:r/>
+          </w:p>
+        </w:tc>
+        <w:tc>
+          <w:tcPr>
+            <w:tcW w:type="dxa" w:w="2258"/>
+          </w:tcPr>
+          <w:p>
+            <w:r/>
+          </w:p>
+        </w:tc>
+      </w:tr>
+      <w:tr>
+        <w:tc>
+          <w:tcPr>
+            <w:tcW w:type="dxa" w:w="988"/>
+          </w:tcPr>
+          <w:p>
+            <w:r>
+              <w:t>3.11.8-P4</w:t>
+            </w:r>
+          </w:p>
+        </w:tc>
+        <w:tc>
+          <w:tcPr>
+            <w:tcW w:type="dxa" w:w="706"/>
+          </w:tcPr>
+          <w:p>
+            <w:r>
+              <w:t>3.11.8</w:t>
+            </w:r>
+          </w:p>
+        </w:tc>
+        <w:tc>
+          <w:tcPr>
+            <w:tcW w:type="dxa" w:w="988"/>
+          </w:tcPr>
+          <w:p>
+            <w:r>
+              <w:t>frcs</w:t>
+            </w:r>
+          </w:p>
+        </w:tc>
+        <w:tc>
+          <w:tcPr>
+            <w:tcW w:type="dxa" w:w="5927"/>
+          </w:tcPr>
+          <w:p>
+            <w:r>
+              <w:t>Treat the combination as the current answer for the high risk knee and the indications as the part still being refined.</w:t>
+            </w:r>
+          </w:p>
+        </w:tc>
+        <w:tc>
+          <w:tcPr>
+            <w:tcW w:type="dxa" w:w="1411"/>
+          </w:tcPr>
+          <w:p>
+            <w:r/>
+          </w:p>
+        </w:tc>
+        <w:tc>
+          <w:tcPr>
+            <w:tcW w:type="dxa" w:w="1835"/>
+          </w:tcPr>
+          <w:p>
+            <w:r/>
+          </w:p>
+        </w:tc>
+        <w:tc>
+          <w:tcPr>
+            <w:tcW w:type="dxa" w:w="2258"/>
+          </w:tcPr>
+          <w:p>
+            <w:r/>
+          </w:p>
+        </w:tc>
+      </w:tr>
+      <w:tr>
+        <w:tc>
+          <w:tcPr>
+            <w:tcW w:type="dxa" w:w="988"/>
+          </w:tcPr>
+          <w:p>
+            <w:r>
+              <w:t>3.11.8-P5</w:t>
+            </w:r>
+          </w:p>
+        </w:tc>
+        <w:tc>
+          <w:tcPr>
+            <w:tcW w:type="dxa" w:w="706"/>
+          </w:tcPr>
+          <w:p>
+            <w:r>
+              <w:t>3.11.8</w:t>
+            </w:r>
+          </w:p>
+        </w:tc>
+        <w:tc>
+          <w:tcPr>
+            <w:tcW w:type="dxa" w:w="988"/>
+          </w:tcPr>
+          <w:p>
+            <w:r>
+              <w:t>frcs</w:t>
+            </w:r>
+          </w:p>
+        </w:tc>
+        <w:tc>
+          <w:tcPr>
+            <w:tcW w:type="dxa" w:w="5927"/>
+          </w:tcPr>
+          <w:p>
+            <w:r>
+              <w:t>Add a lateral procedure in the high risk groups the trials cover.</w:t>
+            </w:r>
+          </w:p>
+        </w:tc>
+        <w:tc>
+          <w:tcPr>
+            <w:tcW w:type="dxa" w:w="1411"/>
+          </w:tcPr>
+          <w:p>
+            <w:r/>
+          </w:p>
+        </w:tc>
+        <w:tc>
+          <w:tcPr>
+            <w:tcW w:type="dxa" w:w="1835"/>
+          </w:tcPr>
+          <w:p>
+            <w:r/>
+          </w:p>
+        </w:tc>
+        <w:tc>
+          <w:tcPr>
+            <w:tcW w:type="dxa" w:w="2258"/>
+          </w:tcPr>
+          <w:p>
+            <w:r/>
+          </w:p>
+        </w:tc>
+      </w:tr>
+      <w:tr>
+        <w:tc>
+          <w:tcPr>
+            <w:tcW w:type="dxa" w:w="988"/>
+          </w:tcPr>
+          <w:p>
+            <w:r>
+              <w:t>3.11.8-P6</w:t>
+            </w:r>
+          </w:p>
+        </w:tc>
+        <w:tc>
+          <w:tcPr>
+            <w:tcW w:type="dxa" w:w="706"/>
+          </w:tcPr>
+          <w:p>
+            <w:r>
+              <w:t>3.11.8</w:t>
+            </w:r>
+          </w:p>
+        </w:tc>
+        <w:tc>
+          <w:tcPr>
+            <w:tcW w:type="dxa" w:w="988"/>
+          </w:tcPr>
+          <w:p>
+            <w:r>
+              <w:t>frcs</w:t>
+            </w:r>
+          </w:p>
+        </w:tc>
+        <w:tc>
+          <w:tcPr>
+            <w:tcW w:type="dxa" w:w="5927"/>
+          </w:tcPr>
+          <w:p>
+            <w:r>
+              <w:t>Consider slope correction as an alternative in the right knee.</w:t>
+            </w:r>
+          </w:p>
+        </w:tc>
+        <w:tc>
+          <w:tcPr>
+            <w:tcW w:type="dxa" w:w="1411"/>
+          </w:tcPr>
+          <w:p>
+            <w:r/>
+          </w:p>
+        </w:tc>
+        <w:tc>
+          <w:tcPr>
+            <w:tcW w:type="dxa" w:w="1835"/>
+          </w:tcPr>
+          <w:p>
+            <w:r/>
+          </w:p>
+        </w:tc>
+        <w:tc>
+          <w:tcPr>
+            <w:tcW w:type="dxa" w:w="2258"/>
+          </w:tcPr>
+          <w:p>
+            <w:r/>
+          </w:p>
+        </w:tc>
+      </w:tr>
+      <w:tr>
+        <w:tc>
+          <w:tcPr>
+            <w:tcW w:type="dxa" w:w="988"/>
+          </w:tcPr>
+          <w:p>
+            <w:r>
+              <w:t>3.11.8-P7</w:t>
+            </w:r>
+          </w:p>
+        </w:tc>
+        <w:tc>
+          <w:tcPr>
+            <w:tcW w:type="dxa" w:w="706"/>
+          </w:tcPr>
+          <w:p>
+            <w:r>
+              <w:t>3.11.8</w:t>
+            </w:r>
+          </w:p>
+        </w:tc>
+        <w:tc>
+          <w:tcPr>
+            <w:tcW w:type="dxa" w:w="988"/>
+          </w:tcPr>
+          <w:p>
+            <w:r>
+              <w:t>frcs</w:t>
+            </w:r>
+          </w:p>
+        </w:tc>
+        <w:tc>
+          <w:tcPr>
+            <w:tcW w:type="dxa" w:w="5927"/>
+          </w:tcPr>
+          <w:p>
+            <w:r>
+              <w:t>Plan graft and fixation space for both constructs before theatre.</w:t>
+            </w:r>
+          </w:p>
+        </w:tc>
+        <w:tc>
+          <w:tcPr>
+            <w:tcW w:type="dxa" w:w="1411"/>
+          </w:tcPr>
+          <w:p>
+            <w:r/>
+          </w:p>
+        </w:tc>
+        <w:tc>
+          <w:tcPr>
+            <w:tcW w:type="dxa" w:w="1835"/>
+          </w:tcPr>
+          <w:p>
+            <w:r/>
+          </w:p>
+        </w:tc>
+        <w:tc>
+          <w:tcPr>
+            <w:tcW w:type="dxa" w:w="2258"/>
+          </w:tcPr>
+          <w:p>
+            <w:r/>
+          </w:p>
+        </w:tc>
+      </w:tr>
+      <w:tr>
+        <w:tc>
+          <w:tcPr>
+            <w:tcW w:type="dxa" w:w="988"/>
+          </w:tcPr>
+          <w:p>
+            <w:r>
+              <w:t>3.11.8-P8</w:t>
+            </w:r>
+          </w:p>
+        </w:tc>
+        <w:tc>
+          <w:tcPr>
+            <w:tcW w:type="dxa" w:w="706"/>
+          </w:tcPr>
+          <w:p>
+            <w:r>
+              <w:t>3.11.8</w:t>
+            </w:r>
+          </w:p>
+        </w:tc>
+        <w:tc>
+          <w:tcPr>
+            <w:tcW w:type="dxa" w:w="988"/>
+          </w:tcPr>
+          <w:p>
+            <w:r>
+              <w:t>frcs</w:t>
+            </w:r>
+          </w:p>
+        </w:tc>
+        <w:tc>
+          <w:tcPr>
+            <w:tcW w:type="dxa" w:w="5927"/>
+          </w:tcPr>
+          <w:p>
+            <w:r>
+              <w:t>State that routine against selective use is unsettled.</w:t>
+            </w:r>
+          </w:p>
+        </w:tc>
+        <w:tc>
+          <w:tcPr>
+            <w:tcW w:type="dxa" w:w="1411"/>
+          </w:tcPr>
+          <w:p>
+            <w:r/>
+          </w:p>
+        </w:tc>
+        <w:tc>
+          <w:tcPr>
+            <w:tcW w:type="dxa" w:w="1835"/>
+          </w:tcPr>
+          <w:p>
+            <w:r/>
+          </w:p>
+        </w:tc>
+        <w:tc>
+          <w:tcPr>
+            <w:tcW w:type="dxa" w:w="2258"/>
+          </w:tcPr>
+          <w:p>
+            <w:r/>
+          </w:p>
+        </w:tc>
+      </w:tr>
+      <w:tr>
+        <w:tc>
+          <w:tcPr>
+            <w:tcW w:type="dxa" w:w="988"/>
+          </w:tcPr>
+          <w:p>
+            <w:r>
+              <w:t>3.11.8-P9</w:t>
+            </w:r>
+          </w:p>
+        </w:tc>
+        <w:tc>
+          <w:tcPr>
+            <w:tcW w:type="dxa" w:w="706"/>
+          </w:tcPr>
+          <w:p>
+            <w:r>
+              <w:t>3.11.8</w:t>
+            </w:r>
+          </w:p>
+        </w:tc>
+        <w:tc>
+          <w:tcPr>
+            <w:tcW w:type="dxa" w:w="988"/>
+          </w:tcPr>
+          <w:p>
+            <w:r>
+              <w:t>fellowship</w:t>
+            </w:r>
+          </w:p>
+        </w:tc>
+        <w:tc>
+          <w:tcPr>
+            <w:tcW w:type="dxa" w:w="5927"/>
+          </w:tcPr>
+          <w:p>
+            <w:r>
+              <w:t>Plan tunnel geometry and slope correction together in a revision.</w:t>
+            </w:r>
+          </w:p>
+        </w:tc>
+        <w:tc>
+          <w:tcPr>
+            <w:tcW w:type="dxa" w:w="1411"/>
+          </w:tcPr>
+          <w:p>
+            <w:r/>
+          </w:p>
+        </w:tc>
+        <w:tc>
+          <w:tcPr>
+            <w:tcW w:type="dxa" w:w="1835"/>
+          </w:tcPr>
+          <w:p>
+            <w:r/>
+          </w:p>
+        </w:tc>
+        <w:tc>
+          <w:tcPr>
+            <w:tcW w:type="dxa" w:w="2258"/>
+          </w:tcPr>
+          <w:p>
+            <w:r/>
+          </w:p>
+        </w:tc>
+      </w:tr>
+      <w:tr>
+        <w:tc>
+          <w:tcPr>
+            <w:tcW w:type="dxa" w:w="988"/>
+          </w:tcPr>
+          <w:p>
+            <w:r>
+              <w:t>3.11.8-P10</w:t>
+            </w:r>
+          </w:p>
+        </w:tc>
+        <w:tc>
+          <w:tcPr>
+            <w:tcW w:type="dxa" w:w="706"/>
+          </w:tcPr>
+          <w:p>
+            <w:r>
+              <w:t>3.11.8</w:t>
+            </w:r>
+          </w:p>
+        </w:tc>
+        <w:tc>
+          <w:tcPr>
+            <w:tcW w:type="dxa" w:w="988"/>
+          </w:tcPr>
+          <w:p>
+            <w:r>
+              <w:t>fellowship</w:t>
+            </w:r>
+          </w:p>
+        </w:tc>
+        <w:tc>
+          <w:tcPr>
+            <w:tcW w:type="dxa" w:w="5927"/>
+          </w:tcPr>
+          <w:p>
+            <w:r>
+              <w:t>Prefer a tenodesis, which adds no tibial tunnel.</w:t>
+            </w:r>
+          </w:p>
+        </w:tc>
+        <w:tc>
+          <w:tcPr>
+            <w:tcW w:type="dxa" w:w="1411"/>
+          </w:tcPr>
+          <w:p>
+            <w:r/>
+          </w:p>
+        </w:tc>
+        <w:tc>
+          <w:tcPr>
+            <w:tcW w:type="dxa" w:w="1835"/>
+          </w:tcPr>
+          <w:p>
+            <w:r/>
+          </w:p>
+        </w:tc>
+        <w:tc>
+          <w:tcPr>
+            <w:tcW w:type="dxa" w:w="2258"/>
+          </w:tcPr>
+          <w:p>
+            <w:r/>
+          </w:p>
+        </w:tc>
+      </w:tr>
+      <w:tr>
+        <w:tc>
+          <w:tcPr>
+            <w:tcW w:type="dxa" w:w="988"/>
+          </w:tcPr>
+          <w:p>
+            <w:r>
+              <w:t>3.11.8-P11</w:t>
+            </w:r>
+          </w:p>
+        </w:tc>
+        <w:tc>
+          <w:tcPr>
+            <w:tcW w:type="dxa" w:w="706"/>
+          </w:tcPr>
+          <w:p>
+            <w:r>
+              <w:t>3.11.8</w:t>
+            </w:r>
+          </w:p>
+        </w:tc>
+        <w:tc>
+          <w:tcPr>
+            <w:tcW w:type="dxa" w:w="988"/>
+          </w:tcPr>
+          <w:p>
+            <w:r>
+              <w:t>fellowship</w:t>
+            </w:r>
+          </w:p>
+        </w:tc>
+        <w:tc>
+          <w:tcPr>
+            <w:tcW w:type="dxa" w:w="5927"/>
+          </w:tcPr>
+          <w:p>
+            <w:r>
+              <w:t>Stage where tunnels, graft or soft tissues will not allow one sitting.</w:t>
+            </w:r>
+          </w:p>
+        </w:tc>
+        <w:tc>
+          <w:tcPr>
+            <w:tcW w:type="dxa" w:w="1411"/>
+          </w:tcPr>
+          <w:p>
+            <w:r/>
+          </w:p>
+        </w:tc>
+        <w:tc>
+          <w:tcPr>
+            <w:tcW w:type="dxa" w:w="1835"/>
+          </w:tcPr>
+          <w:p>
+            <w:r/>
+          </w:p>
+        </w:tc>
+        <w:tc>
+          <w:tcPr>
+            <w:tcW w:type="dxa" w:w="2258"/>
+          </w:tcPr>
+          <w:p>
+            <w:r/>
+          </w:p>
+        </w:tc>
+      </w:tr>
+      <w:tr>
+        <w:tc>
+          <w:tcPr>
+            <w:tcW w:type="dxa" w:w="988"/>
+          </w:tcPr>
+          <w:p>
+            <w:r>
+              <w:t>3.11.9-P1</w:t>
+            </w:r>
+          </w:p>
+        </w:tc>
+        <w:tc>
+          <w:tcPr>
+            <w:tcW w:type="dxa" w:w="706"/>
+          </w:tcPr>
+          <w:p>
+            <w:r>
+              <w:t>3.11.9</w:t>
+            </w:r>
+          </w:p>
+        </w:tc>
+        <w:tc>
+          <w:tcPr>
+            <w:tcW w:type="dxa" w:w="988"/>
+          </w:tcPr>
+          <w:p>
+            <w:r>
+              <w:t>frcs</w:t>
+            </w:r>
+          </w:p>
+        </w:tc>
+        <w:tc>
+          <w:tcPr>
+            <w:tcW w:type="dxa" w:w="5927"/>
+          </w:tcPr>
+          <w:p>
+            <w:r>
+              <w:t>Avoid citing a dissection study to settle a clinical question.</w:t>
+            </w:r>
+          </w:p>
+        </w:tc>
+        <w:tc>
+          <w:tcPr>
+            <w:tcW w:type="dxa" w:w="1411"/>
+          </w:tcPr>
+          <w:p>
+            <w:r/>
+          </w:p>
+        </w:tc>
+        <w:tc>
+          <w:tcPr>
+            <w:tcW w:type="dxa" w:w="1835"/>
+          </w:tcPr>
+          <w:p>
+            <w:r/>
+          </w:p>
+        </w:tc>
+        <w:tc>
+          <w:tcPr>
+            <w:tcW w:type="dxa" w:w="2258"/>
+          </w:tcPr>
+          <w:p>
+            <w:r/>
+          </w:p>
+        </w:tc>
+      </w:tr>
+      <w:tr>
+        <w:tc>
+          <w:tcPr>
+            <w:tcW w:type="dxa" w:w="988"/>
+          </w:tcPr>
+          <w:p>
+            <w:r>
+              <w:t>3.11.9-P2</w:t>
+            </w:r>
+          </w:p>
+        </w:tc>
+        <w:tc>
+          <w:tcPr>
+            <w:tcW w:type="dxa" w:w="706"/>
+          </w:tcPr>
+          <w:p>
+            <w:r>
+              <w:t>3.11.9</w:t>
+            </w:r>
+          </w:p>
+        </w:tc>
+        <w:tc>
+          <w:tcPr>
+            <w:tcW w:type="dxa" w:w="988"/>
+          </w:tcPr>
+          <w:p>
+            <w:r>
+              <w:t>fellowship</w:t>
+            </w:r>
+          </w:p>
+        </w:tc>
+        <w:tc>
+          <w:tcPr>
+            <w:tcW w:type="dxa" w:w="5927"/>
+          </w:tcPr>
+          <w:p>
+            <w:r>
+              <w:t>Measure slope before choosing between augmentation and correction.</w:t>
+            </w:r>
+          </w:p>
+        </w:tc>
+        <w:tc>
+          <w:tcPr>
+            <w:tcW w:type="dxa" w:w="1411"/>
+          </w:tcPr>
+          <w:p>
+            <w:r/>
+          </w:p>
+        </w:tc>
+        <w:tc>
+          <w:tcPr>
+            <w:tcW w:type="dxa" w:w="1835"/>
+          </w:tcPr>
+          <w:p>
+            <w:r/>
+          </w:p>
+        </w:tc>
+        <w:tc>
+          <w:tcPr>
+            <w:tcW w:type="dxa" w:w="2258"/>
+          </w:tcPr>
+          <w:p>
+            <w:r/>
+          </w:p>
+        </w:tc>
+      </w:tr>
+      <w:tr>
+        <w:tc>
+          <w:tcPr>
+            <w:tcW w:type="dxa" w:w="988"/>
+          </w:tcPr>
+          <w:p>
+            <w:r>
+              <w:t>3.11.9-P3</w:t>
+            </w:r>
+          </w:p>
+        </w:tc>
+        <w:tc>
+          <w:tcPr>
+            <w:tcW w:type="dxa" w:w="706"/>
+          </w:tcPr>
+          <w:p>
+            <w:r>
+              <w:t>3.11.9</w:t>
+            </w:r>
+          </w:p>
+        </w:tc>
+        <w:tc>
+          <w:tcPr>
+            <w:tcW w:type="dxa" w:w="988"/>
+          </w:tcPr>
+          <w:p>
+            <w:r>
+              <w:t>fellowship</w:t>
+            </w:r>
+          </w:p>
+        </w:tc>
+        <w:tc>
+          <w:tcPr>
+            <w:tcW w:type="dxa" w:w="5927"/>
+          </w:tcPr>
+          <w:p>
+            <w:r>
+              <w:t>Consider both in the knee that has failed a conventional revision.</w:t>
+            </w:r>
+          </w:p>
+        </w:tc>
+        <w:tc>
+          <w:tcPr>
+            <w:tcW w:type="dxa" w:w="1411"/>
+          </w:tcPr>
+          <w:p>
+            <w:r/>
+          </w:p>
+        </w:tc>
+        <w:tc>
+          <w:tcPr>
+            <w:tcW w:type="dxa" w:w="1835"/>
+          </w:tcPr>
+          <w:p>
+            <w:r/>
+          </w:p>
+        </w:tc>
+        <w:tc>
+          <w:tcPr>
+            <w:tcW w:type="dxa" w:w="2258"/>
+          </w:tcPr>
+          <w:p>
+            <w:r/>
+          </w:p>
+        </w:tc>
+      </w:tr>
+      <w:tr>
+        <w:tc>
+          <w:tcPr>
+            <w:tcW w:type="dxa" w:w="988"/>
+          </w:tcPr>
+          <w:p>
+            <w:r>
+              <w:t>3.11.9-P4</w:t>
+            </w:r>
+          </w:p>
+        </w:tc>
+        <w:tc>
+          <w:tcPr>
+            <w:tcW w:type="dxa" w:w="706"/>
+          </w:tcPr>
+          <w:p>
+            <w:r>
+              <w:t>3.11.9</w:t>
+            </w:r>
+          </w:p>
+        </w:tc>
+        <w:tc>
+          <w:tcPr>
+            <w:tcW w:type="dxa" w:w="988"/>
+          </w:tcPr>
+          <w:p>
+            <w:r>
+              <w:t>fellowship</w:t>
+            </w:r>
+          </w:p>
+        </w:tc>
+        <w:tc>
+          <w:tcPr>
+            <w:tcW w:type="dxa" w:w="5927"/>
+          </w:tcPr>
+          <w:p>
+            <w:r>
+              <w:t>State that no trial compares them directly.</w:t>
+            </w:r>
+          </w:p>
+        </w:tc>
+        <w:tc>
+          <w:tcPr>
+            <w:tcW w:type="dxa" w:w="1411"/>
+          </w:tcPr>
+          <w:p>
+            <w:r/>
+          </w:p>
+        </w:tc>
+        <w:tc>
+          <w:tcPr>
+            <w:tcW w:type="dxa" w:w="1835"/>
+          </w:tcPr>
+          <w:p>
+            <w:r/>
+          </w:p>
+        </w:tc>
+        <w:tc>
+          <w:tcPr>
+            <w:tcW w:type="dxa" w:w="2258"/>
+          </w:tcPr>
+          <w:p>
+            <w:r/>
+          </w:p>
+        </w:tc>
+      </w:tr>
+      <w:tr>
+        <w:tc>
+          <w:tcPr>
+            <w:tcW w:type="dxa" w:w="988"/>
+          </w:tcPr>
+          <w:p>
+            <w:r>
+              <w:t>3.11.9-P5</w:t>
+            </w:r>
+          </w:p>
+        </w:tc>
+        <w:tc>
+          <w:tcPr>
+            <w:tcW w:type="dxa" w:w="706"/>
+          </w:tcPr>
+          <w:p>
+            <w:r>
+              <w:t>3.11.9</w:t>
+            </w:r>
+          </w:p>
+        </w:tc>
+        <w:tc>
+          <w:tcPr>
+            <w:tcW w:type="dxa" w:w="988"/>
+          </w:tcPr>
+          <w:p>
+            <w:r>
+              <w:t>consultant</w:t>
+            </w:r>
+          </w:p>
+        </w:tc>
+        <w:tc>
+          <w:tcPr>
+            <w:tcW w:type="dxa" w:w="5927"/>
+          </w:tcPr>
+          <w:p>
+            <w:r>
+              <w:t>Set the question out as a balance and name what sits on each side of it.</w:t>
+            </w:r>
+          </w:p>
+        </w:tc>
+        <w:tc>
+          <w:tcPr>
+            <w:tcW w:type="dxa" w:w="1411"/>
+          </w:tcPr>
+          <w:p>
+            <w:r/>
+          </w:p>
+        </w:tc>
+        <w:tc>
+          <w:tcPr>
+            <w:tcW w:type="dxa" w:w="1835"/>
+          </w:tcPr>
+          <w:p>
+            <w:r/>
+          </w:p>
+        </w:tc>
+        <w:tc>
+          <w:tcPr>
+            <w:tcW w:type="dxa" w:w="2258"/>
+          </w:tcPr>
+          <w:p>
+            <w:r/>
+          </w:p>
+        </w:tc>
+      </w:tr>
+      <w:tr>
+        <w:tc>
+          <w:tcPr>
+            <w:tcW w:type="dxa" w:w="988"/>
+          </w:tcPr>
+          <w:p>
+            <w:r>
               <w:t>3.11.9-P6</w:t>
             </w:r>
           </w:p>
@@ -4989,7 +5979,205 @@
           </w:tcPr>
           <w:p>
             <w:r>
-              <w:t>Expect slope correction to continue competing for the same indication.</w:t>
+              <w:t>Weigh age and pivoting demand first, because the benefit concentrates there.</w:t>
+            </w:r>
+          </w:p>
+        </w:tc>
+        <w:tc>
+          <w:tcPr>
+            <w:tcW w:type="dxa" w:w="1411"/>
+          </w:tcPr>
+          <w:p>
+            <w:r/>
+          </w:p>
+        </w:tc>
+        <w:tc>
+          <w:tcPr>
+            <w:tcW w:type="dxa" w:w="1835"/>
+          </w:tcPr>
+          <w:p>
+            <w:r/>
+          </w:p>
+        </w:tc>
+        <w:tc>
+          <w:tcPr>
+            <w:tcW w:type="dxa" w:w="2258"/>
+          </w:tcPr>
+          <w:p>
+            <w:r/>
+          </w:p>
+        </w:tc>
+      </w:tr>
+      <w:tr>
+        <w:tc>
+          <w:tcPr>
+            <w:tcW w:type="dxa" w:w="988"/>
+          </w:tcPr>
+          <w:p>
+            <w:r>
+              <w:t>3.11.9-P7</w:t>
+            </w:r>
+          </w:p>
+        </w:tc>
+        <w:tc>
+          <w:tcPr>
+            <w:tcW w:type="dxa" w:w="706"/>
+          </w:tcPr>
+          <w:p>
+            <w:r>
+              <w:t>3.11.9</w:t>
+            </w:r>
+          </w:p>
+        </w:tc>
+        <w:tc>
+          <w:tcPr>
+            <w:tcW w:type="dxa" w:w="988"/>
+          </w:tcPr>
+          <w:p>
+            <w:r>
+              <w:t>consultant</w:t>
+            </w:r>
+          </w:p>
+        </w:tc>
+        <w:tc>
+          <w:tcPr>
+            <w:tcW w:type="dxa" w:w="5927"/>
+          </w:tcPr>
+          <w:p>
+            <w:r>
+              <w:t>Measure slope before treating augmentation as the only available lever.</w:t>
+            </w:r>
+          </w:p>
+        </w:tc>
+        <w:tc>
+          <w:tcPr>
+            <w:tcW w:type="dxa" w:w="1411"/>
+          </w:tcPr>
+          <w:p>
+            <w:r/>
+          </w:p>
+        </w:tc>
+        <w:tc>
+          <w:tcPr>
+            <w:tcW w:type="dxa" w:w="1835"/>
+          </w:tcPr>
+          <w:p>
+            <w:r/>
+          </w:p>
+        </w:tc>
+        <w:tc>
+          <w:tcPr>
+            <w:tcW w:type="dxa" w:w="2258"/>
+          </w:tcPr>
+          <w:p>
+            <w:r/>
+          </w:p>
+        </w:tc>
+      </w:tr>
+      <w:tr>
+        <w:tc>
+          <w:tcPr>
+            <w:tcW w:type="dxa" w:w="988"/>
+          </w:tcPr>
+          <w:p>
+            <w:r>
+              <w:t>3.11.9-P8</w:t>
+            </w:r>
+          </w:p>
+        </w:tc>
+        <w:tc>
+          <w:tcPr>
+            <w:tcW w:type="dxa" w:w="706"/>
+          </w:tcPr>
+          <w:p>
+            <w:r>
+              <w:t>3.11.9</w:t>
+            </w:r>
+          </w:p>
+        </w:tc>
+        <w:tc>
+          <w:tcPr>
+            <w:tcW w:type="dxa" w:w="988"/>
+          </w:tcPr>
+          <w:p>
+            <w:r>
+              <w:t>consultant</w:t>
+            </w:r>
+          </w:p>
+        </w:tc>
+        <w:tc>
+          <w:tcPr>
+            <w:tcW w:type="dxa" w:w="5927"/>
+          </w:tcPr>
+          <w:p>
+            <w:r>
+              <w:t>Price a second failure into the revision decision rather than into the primary one.</w:t>
+            </w:r>
+          </w:p>
+        </w:tc>
+        <w:tc>
+          <w:tcPr>
+            <w:tcW w:type="dxa" w:w="1411"/>
+          </w:tcPr>
+          <w:p>
+            <w:r/>
+          </w:p>
+        </w:tc>
+        <w:tc>
+          <w:tcPr>
+            <w:tcW w:type="dxa" w:w="1835"/>
+          </w:tcPr>
+          <w:p>
+            <w:r/>
+          </w:p>
+        </w:tc>
+        <w:tc>
+          <w:tcPr>
+            <w:tcW w:type="dxa" w:w="2258"/>
+          </w:tcPr>
+          <w:p>
+            <w:r/>
+          </w:p>
+        </w:tc>
+      </w:tr>
+      <w:tr>
+        <w:tc>
+          <w:tcPr>
+            <w:tcW w:type="dxa" w:w="988"/>
+          </w:tcPr>
+          <w:p>
+            <w:r>
+              <w:t>3.11.9-P9</w:t>
+            </w:r>
+          </w:p>
+        </w:tc>
+        <w:tc>
+          <w:tcPr>
+            <w:tcW w:type="dxa" w:w="706"/>
+          </w:tcPr>
+          <w:p>
+            <w:r>
+              <w:t>3.11.9</w:t>
+            </w:r>
+          </w:p>
+        </w:tc>
+        <w:tc>
+          <w:tcPr>
+            <w:tcW w:type="dxa" w:w="988"/>
+          </w:tcPr>
+          <w:p>
+            <w:r>
+              <w:t>consultant</w:t>
+            </w:r>
+          </w:p>
+        </w:tc>
+        <w:tc>
+          <w:tcPr>
+            <w:tcW w:type="dxa" w:w="5927"/>
+          </w:tcPr>
+          <w:p>
+            <w:r>
+              <w:t>Accept that the same evidence can be weighed differently without either consultant being wrong.</w:t>
             </w:r>
           </w:p>
         </w:tc>

--- a/docs/review/packs/chapter-3.11.docx
+++ b/docs/review/packs/chapter-3.11.docx
@@ -197,7 +197,7 @@
           </w:tcPr>
           <w:p>
             <w:r>
-              <w:t>10,687</w:t>
+              <w:t>10,869</w:t>
             </w:r>
           </w:p>
         </w:tc>
@@ -285,7 +285,7 @@
           </w:tcPr>
           <w:p>
             <w:r>
-              <w:t>68</w:t>
+              <w:t>70</w:t>
             </w:r>
           </w:p>
         </w:tc>
@@ -868,7 +868,7 @@
           </w:tcPr>
           <w:p>
             <w:r>
-              <w:t>1,146</w:t>
+              <w:t>1,328</w:t>
             </w:r>
           </w:p>
         </w:tc>
@@ -5619,7 +5619,7 @@
           </w:tcPr>
           <w:p>
             <w:r>
-              <w:t>3.11.9-P1</w:t>
+              <w:t>3.11.8-P12</w:t>
             </w:r>
           </w:p>
         </w:tc>
@@ -5629,7 +5629,7 @@
           </w:tcPr>
           <w:p>
             <w:r>
-              <w:t>3.11.9</w:t>
+              <w:t>3.11.8</w:t>
             </w:r>
           </w:p>
         </w:tc>
@@ -5639,7 +5639,7 @@
           </w:tcPr>
           <w:p>
             <w:r>
-              <w:t>frcs</w:t>
+              <w:t>fellowship</w:t>
             </w:r>
           </w:p>
         </w:tc>
@@ -5649,7 +5649,7 @@
           </w:tcPr>
           <w:p>
             <w:r>
-              <w:t>Avoid citing a dissection study to settle a clinical question.</w:t>
+              <w:t>Counsel that revision outcomes are worse than primary.</w:t>
             </w:r>
           </w:p>
         </w:tc>
@@ -5685,7 +5685,7 @@
           </w:tcPr>
           <w:p>
             <w:r>
-              <w:t>3.11.9-P2</w:t>
+              <w:t>3.11.9-P1</w:t>
             </w:r>
           </w:p>
         </w:tc>
@@ -5705,7 +5705,7 @@
           </w:tcPr>
           <w:p>
             <w:r>
-              <w:t>fellowship</w:t>
+              <w:t>frcs</w:t>
             </w:r>
           </w:p>
         </w:tc>
@@ -5715,7 +5715,7 @@
           </w:tcPr>
           <w:p>
             <w:r>
-              <w:t>Measure slope before choosing between augmentation and correction.</w:t>
+              <w:t>Avoid citing a dissection study to settle a clinical question.</w:t>
             </w:r>
           </w:p>
         </w:tc>
@@ -5751,7 +5751,7 @@
           </w:tcPr>
           <w:p>
             <w:r>
-              <w:t>3.11.9-P3</w:t>
+              <w:t>3.11.9-P2</w:t>
             </w:r>
           </w:p>
         </w:tc>
@@ -5781,7 +5781,7 @@
           </w:tcPr>
           <w:p>
             <w:r>
-              <w:t>Consider both in the knee that has failed a conventional revision.</w:t>
+              <w:t>Measure slope before choosing between augmentation and correction.</w:t>
             </w:r>
           </w:p>
         </w:tc>
@@ -5817,7 +5817,7 @@
           </w:tcPr>
           <w:p>
             <w:r>
-              <w:t>3.11.9-P4</w:t>
+              <w:t>3.11.9-P3</w:t>
             </w:r>
           </w:p>
         </w:tc>
@@ -5847,7 +5847,7 @@
           </w:tcPr>
           <w:p>
             <w:r>
-              <w:t>State that no trial compares them directly.</w:t>
+              <w:t>Consider both in the knee that has failed a conventional revision.</w:t>
             </w:r>
           </w:p>
         </w:tc>
@@ -5883,7 +5883,7 @@
           </w:tcPr>
           <w:p>
             <w:r>
-              <w:t>3.11.9-P5</w:t>
+              <w:t>3.11.9-P4</w:t>
             </w:r>
           </w:p>
         </w:tc>
@@ -5903,7 +5903,7 @@
           </w:tcPr>
           <w:p>
             <w:r>
-              <w:t>consultant</w:t>
+              <w:t>fellowship</w:t>
             </w:r>
           </w:p>
         </w:tc>
@@ -5913,7 +5913,7 @@
           </w:tcPr>
           <w:p>
             <w:r>
-              <w:t>Set the question out as a balance and name what sits on each side of it.</w:t>
+              <w:t>State that no trial compares them directly.</w:t>
             </w:r>
           </w:p>
         </w:tc>
@@ -5949,7 +5949,7 @@
           </w:tcPr>
           <w:p>
             <w:r>
-              <w:t>3.11.9-P6</w:t>
+              <w:t>3.11.9-P5</w:t>
             </w:r>
           </w:p>
         </w:tc>
@@ -5979,7 +5979,7 @@
           </w:tcPr>
           <w:p>
             <w:r>
-              <w:t>Weigh age and pivoting demand first, because the benefit concentrates there.</w:t>
+              <w:t>Set the question out as a balance and name what sits on each side of it.</w:t>
             </w:r>
           </w:p>
         </w:tc>
@@ -6015,7 +6015,7 @@
           </w:tcPr>
           <w:p>
             <w:r>
-              <w:t>3.11.9-P7</w:t>
+              <w:t>3.11.9-P6</w:t>
             </w:r>
           </w:p>
         </w:tc>
@@ -6045,7 +6045,7 @@
           </w:tcPr>
           <w:p>
             <w:r>
-              <w:t>Measure slope before treating augmentation as the only available lever.</w:t>
+              <w:t>Weigh age and pivoting demand first, because the benefit concentrates there.</w:t>
             </w:r>
           </w:p>
         </w:tc>
@@ -6081,7 +6081,7 @@
           </w:tcPr>
           <w:p>
             <w:r>
-              <w:t>3.11.9-P8</w:t>
+              <w:t>3.11.9-P7</w:t>
             </w:r>
           </w:p>
         </w:tc>
@@ -6111,7 +6111,7 @@
           </w:tcPr>
           <w:p>
             <w:r>
-              <w:t>Price a second failure into the revision decision rather than into the primary one.</w:t>
+              <w:t>Measure slope before treating augmentation as the only available lever.</w:t>
             </w:r>
           </w:p>
         </w:tc>
@@ -6147,7 +6147,139 @@
           </w:tcPr>
           <w:p>
             <w:r>
+              <w:t>3.11.9-P8</w:t>
+            </w:r>
+          </w:p>
+        </w:tc>
+        <w:tc>
+          <w:tcPr>
+            <w:tcW w:type="dxa" w:w="706"/>
+          </w:tcPr>
+          <w:p>
+            <w:r>
+              <w:t>3.11.9</w:t>
+            </w:r>
+          </w:p>
+        </w:tc>
+        <w:tc>
+          <w:tcPr>
+            <w:tcW w:type="dxa" w:w="988"/>
+          </w:tcPr>
+          <w:p>
+            <w:r>
+              <w:t>consultant</w:t>
+            </w:r>
+          </w:p>
+        </w:tc>
+        <w:tc>
+          <w:tcPr>
+            <w:tcW w:type="dxa" w:w="5927"/>
+          </w:tcPr>
+          <w:p>
+            <w:r>
+              <w:t>Price a second failure into the revision decision rather than into the primary one.</w:t>
+            </w:r>
+          </w:p>
+        </w:tc>
+        <w:tc>
+          <w:tcPr>
+            <w:tcW w:type="dxa" w:w="1411"/>
+          </w:tcPr>
+          <w:p>
+            <w:r/>
+          </w:p>
+        </w:tc>
+        <w:tc>
+          <w:tcPr>
+            <w:tcW w:type="dxa" w:w="1835"/>
+          </w:tcPr>
+          <w:p>
+            <w:r/>
+          </w:p>
+        </w:tc>
+        <w:tc>
+          <w:tcPr>
+            <w:tcW w:type="dxa" w:w="2258"/>
+          </w:tcPr>
+          <w:p>
+            <w:r/>
+          </w:p>
+        </w:tc>
+      </w:tr>
+      <w:tr>
+        <w:tc>
+          <w:tcPr>
+            <w:tcW w:type="dxa" w:w="988"/>
+          </w:tcPr>
+          <w:p>
+            <w:r>
               <w:t>3.11.9-P9</w:t>
+            </w:r>
+          </w:p>
+        </w:tc>
+        <w:tc>
+          <w:tcPr>
+            <w:tcW w:type="dxa" w:w="706"/>
+          </w:tcPr>
+          <w:p>
+            <w:r>
+              <w:t>3.11.9</w:t>
+            </w:r>
+          </w:p>
+        </w:tc>
+        <w:tc>
+          <w:tcPr>
+            <w:tcW w:type="dxa" w:w="988"/>
+          </w:tcPr>
+          <w:p>
+            <w:r>
+              <w:t>consultant</w:t>
+            </w:r>
+          </w:p>
+        </w:tc>
+        <w:tc>
+          <w:tcPr>
+            <w:tcW w:type="dxa" w:w="5927"/>
+          </w:tcPr>
+          <w:p>
+            <w:r>
+              <w:t>Take age and physiology, comorbidities, knee demand, psychological state and the patient's own ideas, concerns and expectations into the decision explicitly, because a trial population carries none of them.</w:t>
+            </w:r>
+          </w:p>
+        </w:tc>
+        <w:tc>
+          <w:tcPr>
+            <w:tcW w:type="dxa" w:w="1411"/>
+          </w:tcPr>
+          <w:p>
+            <w:r/>
+          </w:p>
+        </w:tc>
+        <w:tc>
+          <w:tcPr>
+            <w:tcW w:type="dxa" w:w="1835"/>
+          </w:tcPr>
+          <w:p>
+            <w:r/>
+          </w:p>
+        </w:tc>
+        <w:tc>
+          <w:tcPr>
+            <w:tcW w:type="dxa" w:w="2258"/>
+          </w:tcPr>
+          <w:p>
+            <w:r/>
+          </w:p>
+        </w:tc>
+      </w:tr>
+      <w:tr>
+        <w:tc>
+          <w:tcPr>
+            <w:tcW w:type="dxa" w:w="988"/>
+          </w:tcPr>
+          <w:p>
+            <w:r>
+              <w:t>3.11.9-P10</w:t>
             </w:r>
           </w:p>
         </w:tc>
